--- a/tillsyn/A 29267-2026 tillsynsbegäran.docx
+++ b/tillsyn/A 29267-2026 tillsynsbegäran.docx
@@ -1569,7 +1569,7 @@
     <w:r>
       <w:tab/>
       <w:tab/>
-      <w:t>2026-09-14</w:t>
+      <w:t>2026-09-15</w:t>
       <w:br/>
       <w:br/>
     </w:r>

--- a/tillsyn/A 29267-2026 tillsynsbegäran.docx
+++ b/tillsyn/A 29267-2026 tillsynsbegäran.docx
@@ -1569,7 +1569,7 @@
     <w:r>
       <w:tab/>
       <w:tab/>
-      <w:t>2026-09-15</w:t>
+      <w:t>2026-09-16</w:t>
       <w:br/>
       <w:br/>
     </w:r>

--- a/tillsyn/A 29267-2026 tillsynsbegäran.docx
+++ b/tillsyn/A 29267-2026 tillsynsbegäran.docx
@@ -1569,7 +1569,7 @@
     <w:r>
       <w:tab/>
       <w:tab/>
-      <w:t>2026-09-16</w:t>
+      <w:t>2026-09-17</w:t>
       <w:br/>
       <w:br/>
     </w:r>

--- a/tillsyn/A 29267-2026 tillsynsbegäran.docx
+++ b/tillsyn/A 29267-2026 tillsynsbegäran.docx
@@ -1569,7 +1569,7 @@
     <w:r>
       <w:tab/>
       <w:tab/>
-      <w:t>2026-09-17</w:t>
+      <w:t>2026-09-18</w:t>
       <w:br/>
       <w:br/>
     </w:r>

--- a/tillsyn/A 29267-2026 tillsynsbegäran.docx
+++ b/tillsyn/A 29267-2026 tillsynsbegäran.docx
@@ -1569,7 +1569,7 @@
     <w:r>
       <w:tab/>
       <w:tab/>
-      <w:t>2026-09-18</w:t>
+      <w:t>2026-09-19</w:t>
       <w:br/>
       <w:br/>
     </w:r>

--- a/tillsyn/A 29267-2026 tillsynsbegäran.docx
+++ b/tillsyn/A 29267-2026 tillsynsbegäran.docx
@@ -1569,7 +1569,7 @@
     <w:r>
       <w:tab/>
       <w:tab/>
-      <w:t>2026-09-19</w:t>
+      <w:t>2026-09-21</w:t>
       <w:br/>
       <w:br/>
     </w:r>

--- a/tillsyn/A 29267-2026 tillsynsbegäran.docx
+++ b/tillsyn/A 29267-2026 tillsynsbegäran.docx
@@ -1569,7 +1569,7 @@
     <w:r>
       <w:tab/>
       <w:tab/>
-      <w:t>2026-09-21</w:t>
+      <w:t>2026-09-23</w:t>
       <w:br/>
       <w:br/>
     </w:r>

--- a/tillsyn/A 29267-2026 tillsynsbegäran.docx
+++ b/tillsyn/A 29267-2026 tillsynsbegäran.docx
@@ -1569,7 +1569,7 @@
     <w:r>
       <w:tab/>
       <w:tab/>
-      <w:t>2026-09-23</w:t>
+      <w:t>2026-09-24</w:t>
       <w:br/>
       <w:br/>
     </w:r>

--- a/tillsyn/A 29267-2026 tillsynsbegäran.docx
+++ b/tillsyn/A 29267-2026 tillsynsbegäran.docx
@@ -1569,7 +1569,7 @@
     <w:r>
       <w:tab/>
       <w:tab/>
-      <w:t>2026-09-24</w:t>
+      <w:t>2026-09-25</w:t>
       <w:br/>
       <w:br/>
     </w:r>

--- a/tillsyn/A 29267-2026 tillsynsbegäran.docx
+++ b/tillsyn/A 29267-2026 tillsynsbegäran.docx
@@ -1569,7 +1569,7 @@
     <w:r>
       <w:tab/>
       <w:tab/>
-      <w:t>2026-09-25</w:t>
+      <w:t>2026-09-26</w:t>
       <w:br/>
       <w:br/>
     </w:r>

--- a/tillsyn/A 29267-2026 tillsynsbegäran.docx
+++ b/tillsyn/A 29267-2026 tillsynsbegäran.docx
@@ -1569,7 +1569,7 @@
     <w:r>
       <w:tab/>
       <w:tab/>
-      <w:t>2026-09-26</w:t>
+      <w:t>2026-09-27</w:t>
       <w:br/>
       <w:br/>
     </w:r>

--- a/tillsyn/A 29267-2026 tillsynsbegäran.docx
+++ b/tillsyn/A 29267-2026 tillsynsbegäran.docx
@@ -1569,7 +1569,7 @@
     <w:r>
       <w:tab/>
       <w:tab/>
-      <w:t>2026-09-27</w:t>
+      <w:t>2026-09-28</w:t>
       <w:br/>
       <w:br/>
     </w:r>

--- a/tillsyn/A 29267-2026 tillsynsbegäran.docx
+++ b/tillsyn/A 29267-2026 tillsynsbegäran.docx
@@ -1569,7 +1569,7 @@
     <w:r>
       <w:tab/>
       <w:tab/>
-      <w:t>2026-09-28</w:t>
+      <w:t>2026-09-29</w:t>
       <w:br/>
       <w:br/>
     </w:r>

--- a/tillsyn/A 29267-2026 tillsynsbegäran.docx
+++ b/tillsyn/A 29267-2026 tillsynsbegäran.docx
@@ -1569,7 +1569,7 @@
     <w:r>
       <w:tab/>
       <w:tab/>
-      <w:t>2026-09-29</w:t>
+      <w:t>2026-09-30</w:t>
       <w:br/>
       <w:br/>
     </w:r>

--- a/tillsyn/A 29267-2026 tillsynsbegäran.docx
+++ b/tillsyn/A 29267-2026 tillsynsbegäran.docx
@@ -1569,7 +1569,7 @@
     <w:r>
       <w:tab/>
       <w:tab/>
-      <w:t>2026-09-30</w:t>
+      <w:t>2026-10-01</w:t>
       <w:br/>
       <w:br/>
     </w:r>

--- a/tillsyn/A 29267-2026 tillsynsbegäran.docx
+++ b/tillsyn/A 29267-2026 tillsynsbegäran.docx
@@ -1569,7 +1569,7 @@
     <w:r>
       <w:tab/>
       <w:tab/>
-      <w:t>2026-10-01</w:t>
+      <w:t>2026-10-02</w:t>
       <w:br/>
       <w:br/>
     </w:r>

--- a/tillsyn/A 29267-2026 tillsynsbegäran.docx
+++ b/tillsyn/A 29267-2026 tillsynsbegäran.docx
@@ -1569,7 +1569,7 @@
     <w:r>
       <w:tab/>
       <w:tab/>
-      <w:t>2026-10-02</w:t>
+      <w:t>2026-10-03</w:t>
       <w:br/>
       <w:br/>
     </w:r>

--- a/tillsyn/A 29267-2026 tillsynsbegäran.docx
+++ b/tillsyn/A 29267-2026 tillsynsbegäran.docx
@@ -1569,7 +1569,7 @@
     <w:r>
       <w:tab/>
       <w:tab/>
-      <w:t>2026-10-03</w:t>
+      <w:t>2026-10-04</w:t>
       <w:br/>
       <w:br/>
     </w:r>

--- a/tillsyn/A 29267-2026 tillsynsbegäran.docx
+++ b/tillsyn/A 29267-2026 tillsynsbegäran.docx
@@ -1569,7 +1569,7 @@
     <w:r>
       <w:tab/>
       <w:tab/>
-      <w:t>2026-10-04</w:t>
+      <w:t>2026-10-05</w:t>
       <w:br/>
       <w:br/>
     </w:r>

--- a/tillsyn/A 29267-2026 tillsynsbegäran.docx
+++ b/tillsyn/A 29267-2026 tillsynsbegäran.docx
@@ -1569,7 +1569,7 @@
     <w:r>
       <w:tab/>
       <w:tab/>
-      <w:t>2026-10-05</w:t>
+      <w:t>2026-10-06</w:t>
       <w:br/>
       <w:br/>
     </w:r>

--- a/tillsyn/A 29267-2026 tillsynsbegäran.docx
+++ b/tillsyn/A 29267-2026 tillsynsbegäran.docx
@@ -1569,7 +1569,7 @@
     <w:r>
       <w:tab/>
       <w:tab/>
-      <w:t>2026-10-06</w:t>
+      <w:t>2026-10-07</w:t>
       <w:br/>
       <w:br/>
     </w:r>

--- a/tillsyn/A 29267-2026 tillsynsbegäran.docx
+++ b/tillsyn/A 29267-2026 tillsynsbegäran.docx
@@ -1569,7 +1569,7 @@
     <w:r>
       <w:tab/>
       <w:tab/>
-      <w:t>2026-10-07</w:t>
+      <w:t>2026-10-08</w:t>
       <w:br/>
       <w:br/>
     </w:r>

--- a/tillsyn/A 29267-2026 tillsynsbegäran.docx
+++ b/tillsyn/A 29267-2026 tillsynsbegäran.docx
@@ -1569,7 +1569,7 @@
     <w:r>
       <w:tab/>
       <w:tab/>
-      <w:t>2026-10-08</w:t>
+      <w:t>2026-10-09</w:t>
       <w:br/>
       <w:br/>
     </w:r>

--- a/tillsyn/A 29267-2026 tillsynsbegäran.docx
+++ b/tillsyn/A 29267-2026 tillsynsbegäran.docx
@@ -22,7 +22,7 @@
       <w:r>
         <w:drawing>
           <wp:inline xmlns:a="http://schemas.openxmlformats.org/drawingml/2006/main" xmlns:pic="http://schemas.openxmlformats.org/drawingml/2006/picture">
-            <wp:extent cx="5486400" cy="4773734"/>
+            <wp:extent cx="5486400" cy="4892511"/>
             <wp:docPr id="1" name="Picture 1"/>
             <wp:cNvGraphicFramePr>
               <a:graphicFrameLocks noChangeAspect="1"/>
@@ -43,7 +43,7 @@
                   <pic:spPr>
                     <a:xfrm>
                       <a:off x="0" y="0"/>
-                      <a:ext cx="5486400" cy="4773734"/>
+                      <a:ext cx="5486400" cy="4892511"/>
                     </a:xfrm>
                     <a:prstGeom prst="rect"/>
                   </pic:spPr>
@@ -65,7 +65,7 @@
     </w:p>
     <w:p>
       <w:r>
-        <w:t>I avverkningsanmälan finns fynd av 17 naturvårdsarter, varav 12 är rödlistade, 4 är fridlysta, 11 är typiska (T) och 3 är signalarter (S): gräddporing (VU, T), knärot (VU, T, §8), smalfotad taggsvamp (VU), blågrå svartspik (NT), dropptaggsvamp (NT, T), kolflarnlav (NT, T), mörk kolflarnlav (NT), talltagel (NT, T), talltita (NT, §4), tretåig hackspett (NT, T, §4), vedflamlav (NT), vedskivlav (NT, T), granriska (S), spindelblomster (S, T, §8), stuplav (S, T), kransmossa (T) och ormbär (T). Se Figur 1.</w:t>
+        <w:t>I avverkningsanmälan finns fynd av 19 naturvårdsarter, varav 14 är rödlistade, 4 är fridlysta, 12 är typiska (T) och 3 är signalarter (S): gräddporing (VU, T), knärot (VU, T, §8), smalfotad taggsvamp (VU), blågrå svartspik (NT), dropptaggsvamp (NT, T), kolflarnlav (NT, T), mörk kolflarnlav (NT), skarp dropptaggsvamp (NT), talltagel (NT, T), tallticka (NT, T), talltita (NT, §4), tretåig hackspett (NT, T, §4), vedflamlav (NT), vedskivlav (NT, T), granriska (S), spindelblomster (S, T, §8), stuplav (S, T), kransmossa (T) och ormbär (T). Se Figur 1.</w:t>
       </w:r>
     </w:p>
     <w:p>
@@ -302,6 +302,17 @@
         <w:rPr>
           <w:b/>
         </w:rPr>
+        <w:t xml:space="preserve">Skarp dropptaggsvamp (NT) </w:t>
+      </w:r>
+      <w:r>
+        <w:t>bildar mykorrhiza med både gran och tall, främst i barrskogar med trädkontinuitet. Arten uppträder dels i näringsrik kalkbarrskog och dels i sur lavtallskog. Kalkbarrskogarna är ofta grandominerade, olikåldriga och skiktade på frisk mark med ett örtrikt vegetationsskikt. Lavtallskogarna är i regel magra, torra, ljusöppna och ofta brandpräglade. Den totala populationen i landet har minskat och bedöms fortsätta minska till följd av avverkning av äldre barrskogar. Arten har begränsad förmåga att återetablera sig efter slutavverkning eller andra storskaliga skogsbruksåtgärder. Det saknas indikationer på att arten långsiktigt kan etablera eller reproducera sig i skogsbestånd som brukas med metoder som trakthyggesbruk, markberedning, gödsling eller föryngring med förädlat plantmaterial. Minskningstakten för den svenska populationen bedöms vara nära gränsvärdet för Sårbar (VU) (SLU Artdatabanken, 2026).</w:t>
+      </w:r>
+    </w:p>
+    <w:p>
+      <w:r>
+        <w:rPr>
+          <w:b/>
+        </w:rPr>
         <w:t>Talltagel (NT)</w:t>
       </w:r>
       <w:r>
@@ -315,6 +326,35 @@
       </w:r>
       <w:r>
         <w:t xml:space="preserve"> (SLU Artdatabanken, 2026).</w:t>
+      </w:r>
+    </w:p>
+    <w:p>
+      <w:r>
+        <w:rPr>
+          <w:b/>
+        </w:rPr>
+        <w:t xml:space="preserve">Tallticka (NT) </w:t>
+      </w:r>
+      <w:r>
+        <w:t xml:space="preserve">uppträder först på tallar som är 100–150 år gamla men är vanligast på träd som är runt 150–200 år eller äldre. I skogslandskapet är den främst knuten till tallnaturskogar och restbiotoper med biologiskt gamla träd och signalerar vanligtvis skyddsvärda tallbestånd med höga naturvärden. Tallticka är typisk art för </w:t>
+      </w:r>
+      <w:r>
+        <w:rPr>
+          <w:i/>
+        </w:rPr>
+        <w:t xml:space="preserve">9010 Taiga </w:t>
+      </w:r>
+      <w:r>
+        <w:t xml:space="preserve">och </w:t>
+      </w:r>
+      <w:r>
+        <w:rPr>
+          <w:i/>
+        </w:rPr>
+        <w:t>9060 Åsbarrskog</w:t>
+      </w:r>
+      <w:r>
+        <w:t xml:space="preserve"> (SLU Artdatabanken, 2023; Nitare &amp; Skogsstyrelsen, 2019).</w:t>
       </w:r>
     </w:p>
     <w:p>
@@ -568,7 +608,7 @@
     </w:p>
     <w:p>
       <w:r>
-        <w:t>Följande typiska arter har sina livsmiljöer och växtplatser i den avverkningsanmälda skogen: gräddporing (VU, T), knärot (VU, T, §8), dropptaggsvamp (NT, T), kolflarnlav (NT, T), talltagel (NT, T), tretåig hackspett (NT, T, §4), vedskivlav (NT, T), spindelblomster (S, T, §8), stuplav (S, T), kransmossa (T) och ormbär (T).</w:t>
+        <w:t>Följande typiska arter har sina livsmiljöer och växtplatser i den avverkningsanmälda skogen: gräddporing (VU, T), knärot (VU, T, §8), dropptaggsvamp (NT, T), kolflarnlav (NT, T), talltagel (NT, T), tallticka (NT, T), tretåig hackspett (NT, T, §4), vedskivlav (NT, T), spindelblomster (S, T, §8), stuplav (S, T), kransmossa (T) och ormbär (T).</w:t>
       </w:r>
     </w:p>
     <w:p>
@@ -1569,7 +1609,7 @@
     <w:r>
       <w:tab/>
       <w:tab/>
-      <w:t>2026-10-09</w:t>
+      <w:t>2026-10-10</w:t>
       <w:br/>
       <w:br/>
     </w:r>

--- a/tillsyn/A 29267-2026 tillsynsbegäran.docx
+++ b/tillsyn/A 29267-2026 tillsynsbegäran.docx
@@ -1609,7 +1609,7 @@
     <w:r>
       <w:tab/>
       <w:tab/>
-      <w:t>2026-10-10</w:t>
+      <w:t>2026-10-11</w:t>
       <w:br/>
       <w:br/>
     </w:r>

--- a/tillsyn/A 29267-2026 tillsynsbegäran.docx
+++ b/tillsyn/A 29267-2026 tillsynsbegäran.docx
@@ -1609,7 +1609,7 @@
     <w:r>
       <w:tab/>
       <w:tab/>
-      <w:t>2026-10-11</w:t>
+      <w:t>2026-10-12</w:t>
       <w:br/>
       <w:br/>
     </w:r>

--- a/tillsyn/A 29267-2026 tillsynsbegäran.docx
+++ b/tillsyn/A 29267-2026 tillsynsbegäran.docx
@@ -1609,7 +1609,7 @@
     <w:r>
       <w:tab/>
       <w:tab/>
-      <w:t>2026-10-12</w:t>
+      <w:t>2026-10-13</w:t>
       <w:br/>
       <w:br/>
     </w:r>

--- a/tillsyn/A 29267-2026 tillsynsbegäran.docx
+++ b/tillsyn/A 29267-2026 tillsynsbegäran.docx
@@ -1609,7 +1609,7 @@
     <w:r>
       <w:tab/>
       <w:tab/>
-      <w:t>2026-10-13</w:t>
+      <w:t>2026-10-14</w:t>
       <w:br/>
       <w:br/>
     </w:r>

--- a/tillsyn/A 29267-2026 tillsynsbegäran.docx
+++ b/tillsyn/A 29267-2026 tillsynsbegäran.docx
@@ -1609,7 +1609,7 @@
     <w:r>
       <w:tab/>
       <w:tab/>
-      <w:t>2026-10-14</w:t>
+      <w:t>2026-10-15</w:t>
       <w:br/>
       <w:br/>
     </w:r>

--- a/tillsyn/A 29267-2026 tillsynsbegäran.docx
+++ b/tillsyn/A 29267-2026 tillsynsbegäran.docx
@@ -1609,7 +1609,7 @@
     <w:r>
       <w:tab/>
       <w:tab/>
-      <w:t>2026-10-15</w:t>
+      <w:t>2026-10-16</w:t>
       <w:br/>
       <w:br/>
     </w:r>

--- a/tillsyn/A 29267-2026 tillsynsbegäran.docx
+++ b/tillsyn/A 29267-2026 tillsynsbegäran.docx
@@ -1609,7 +1609,7 @@
     <w:r>
       <w:tab/>
       <w:tab/>
-      <w:t>2026-10-16</w:t>
+      <w:t>2026-10-17</w:t>
       <w:br/>
       <w:br/>
     </w:r>

--- a/tillsyn/A 29267-2026 tillsynsbegäran.docx
+++ b/tillsyn/A 29267-2026 tillsynsbegäran.docx
@@ -1609,7 +1609,7 @@
     <w:r>
       <w:tab/>
       <w:tab/>
-      <w:t>2026-10-17</w:t>
+      <w:t>2026-10-18</w:t>
       <w:br/>
       <w:br/>
     </w:r>

--- a/tillsyn/A 29267-2026 tillsynsbegäran.docx
+++ b/tillsyn/A 29267-2026 tillsynsbegäran.docx
@@ -1609,7 +1609,7 @@
     <w:r>
       <w:tab/>
       <w:tab/>
-      <w:t>2026-10-18</w:t>
+      <w:t>2026-10-19</w:t>
       <w:br/>
       <w:br/>
     </w:r>

--- a/tillsyn/A 29267-2026 tillsynsbegäran.docx
+++ b/tillsyn/A 29267-2026 tillsynsbegäran.docx
@@ -1609,7 +1609,7 @@
     <w:r>
       <w:tab/>
       <w:tab/>
-      <w:t>2026-10-19</w:t>
+      <w:t>2026-10-20</w:t>
       <w:br/>
       <w:br/>
     </w:r>

--- a/tillsyn/A 29267-2026 tillsynsbegäran.docx
+++ b/tillsyn/A 29267-2026 tillsynsbegäran.docx
@@ -1609,7 +1609,7 @@
     <w:r>
       <w:tab/>
       <w:tab/>
-      <w:t>2026-10-20</w:t>
+      <w:t>2026-10-21</w:t>
       <w:br/>
       <w:br/>
     </w:r>

--- a/tillsyn/A 29267-2026 tillsynsbegäran.docx
+++ b/tillsyn/A 29267-2026 tillsynsbegäran.docx
@@ -1609,7 +1609,7 @@
     <w:r>
       <w:tab/>
       <w:tab/>
-      <w:t>2026-10-21</w:t>
+      <w:t>2026-10-22</w:t>
       <w:br/>
       <w:br/>
     </w:r>

--- a/tillsyn/A 29267-2026 tillsynsbegäran.docx
+++ b/tillsyn/A 29267-2026 tillsynsbegäran.docx
@@ -1609,7 +1609,7 @@
     <w:r>
       <w:tab/>
       <w:tab/>
-      <w:t>2026-10-22</w:t>
+      <w:t>2026-10-23</w:t>
       <w:br/>
       <w:br/>
     </w:r>

--- a/tillsyn/A 29267-2026 tillsynsbegäran.docx
+++ b/tillsyn/A 29267-2026 tillsynsbegäran.docx
@@ -1609,7 +1609,7 @@
     <w:r>
       <w:tab/>
       <w:tab/>
-      <w:t>2026-10-23</w:t>
+      <w:t>2026-10-24</w:t>
       <w:br/>
       <w:br/>
     </w:r>

--- a/tillsyn/A 29267-2026 tillsynsbegäran.docx
+++ b/tillsyn/A 29267-2026 tillsynsbegäran.docx
@@ -1609,7 +1609,7 @@
     <w:r>
       <w:tab/>
       <w:tab/>
-      <w:t>2026-10-24</w:t>
+      <w:t>2026-10-25</w:t>
       <w:br/>
       <w:br/>
     </w:r>

--- a/tillsyn/A 29267-2026 tillsynsbegäran.docx
+++ b/tillsyn/A 29267-2026 tillsynsbegäran.docx
@@ -1609,7 +1609,7 @@
     <w:r>
       <w:tab/>
       <w:tab/>
-      <w:t>2026-10-25</w:t>
+      <w:t>2026-10-26</w:t>
       <w:br/>
       <w:br/>
     </w:r>

--- a/tillsyn/A 29267-2026 tillsynsbegäran.docx
+++ b/tillsyn/A 29267-2026 tillsynsbegäran.docx
@@ -1609,7 +1609,7 @@
     <w:r>
       <w:tab/>
       <w:tab/>
-      <w:t>2026-10-26</w:t>
+      <w:t>2026-10-27</w:t>
       <w:br/>
       <w:br/>
     </w:r>

--- a/tillsyn/A 29267-2026 tillsynsbegäran.docx
+++ b/tillsyn/A 29267-2026 tillsynsbegäran.docx
@@ -1609,7 +1609,7 @@
     <w:r>
       <w:tab/>
       <w:tab/>
-      <w:t>2026-10-27</w:t>
+      <w:t>2026-10-28</w:t>
       <w:br/>
       <w:br/>
     </w:r>

--- a/tillsyn/A 29267-2026 tillsynsbegäran.docx
+++ b/tillsyn/A 29267-2026 tillsynsbegäran.docx
@@ -1609,7 +1609,7 @@
     <w:r>
       <w:tab/>
       <w:tab/>
-      <w:t>2026-10-28</w:t>
+      <w:t>2026-10-29</w:t>
       <w:br/>
       <w:br/>
     </w:r>

--- a/tillsyn/A 29267-2026 tillsynsbegäran.docx
+++ b/tillsyn/A 29267-2026 tillsynsbegäran.docx
@@ -1609,7 +1609,7 @@
     <w:r>
       <w:tab/>
       <w:tab/>
-      <w:t>2026-10-29</w:t>
+      <w:t>2026-10-31</w:t>
       <w:br/>
       <w:br/>
     </w:r>
